--- a/docs/Gate Register - Infra Allocation.docx
+++ b/docs/Gate Register - Infra Allocation.docx
@@ -18,7 +18,7 @@
         <w:rPr>
           <w:color w:val="595959"/>
         </w:rPr>
-        <w:t xml:space="preserve">Visitor entry/exit tracking, added to the existing dashboard</w:t>
+        <w:t xml:space="preserve">Visitor entry/exit tracking, added to the existing dashboard, on AWS</w:t>
       </w:r>
     </w:p>
     <w:p>
@@ -288,7 +288,7 @@
         <w:spacing w:after="120" w:before="240"/>
       </w:pPr>
       <w:r>
-        <w:t xml:space="preserve">3. Minimum Requirements</w:t>
+        <w:t xml:space="preserve">3. Minimum Requirements (AWS)</w:t>
       </w:r>
     </w:p>
     <w:tbl>
@@ -304,14 +304,15 @@
         </w:tblBorders>
       </w:tblPr>
       <w:tblGrid>
-        <w:gridCol w:w="2400"/>
-        <w:gridCol w:w="3926"/>
-        <w:gridCol w:w="2700"/>
+        <w:gridCol w:w="2000"/>
+        <w:gridCol w:w="2600"/>
+        <w:gridCol w:w="2600"/>
+        <w:gridCol w:w="1826"/>
       </w:tblGrid>
       <w:tr>
         <w:tc>
           <w:tcPr>
-            <w:tcW w:type="dxa" w:w="2400"/>
+            <w:tcW w:type="dxa" w:w="2000"/>
             <w:tcBorders>
               <w:top w:val="single" w:color="BFBFBF" w:sz="4"/>
               <w:left w:val="single" w:color="BFBFBF" w:sz="4"/>
@@ -338,7 +339,7 @@
         </w:tc>
         <w:tc>
           <w:tcPr>
-            <w:tcW w:type="dxa" w:w="3926"/>
+            <w:tcW w:type="dxa" w:w="2600"/>
             <w:tcBorders>
               <w:top w:val="single" w:color="BFBFBF" w:sz="4"/>
               <w:left w:val="single" w:color="BFBFBF" w:sz="4"/>
@@ -359,13 +360,13 @@
                 <w:b/>
                 <w:bCs/>
               </w:rPr>
-              <w:t xml:space="preserve">Minimum</w:t>
-            </w:r>
-          </w:p>
-        </w:tc>
-        <w:tc>
-          <w:tcPr>
-            <w:tcW w:type="dxa" w:w="2700"/>
+              <w:t xml:space="preserve">AWS Service</w:t>
+            </w:r>
+          </w:p>
+        </w:tc>
+        <w:tc>
+          <w:tcPr>
+            <w:tcW w:type="dxa" w:w="2600"/>
             <w:tcBorders>
               <w:top w:val="single" w:color="BFBFBF" w:sz="4"/>
               <w:left w:val="single" w:color="BFBFBF" w:sz="4"/>
@@ -386,6 +387,33 @@
                 <w:b/>
                 <w:bCs/>
               </w:rPr>
+              <w:t xml:space="preserve">Minimum</w:t>
+            </w:r>
+          </w:p>
+        </w:tc>
+        <w:tc>
+          <w:tcPr>
+            <w:tcW w:type="dxa" w:w="1826"/>
+            <w:tcBorders>
+              <w:top w:val="single" w:color="BFBFBF" w:sz="4"/>
+              <w:left w:val="single" w:color="BFBFBF" w:sz="4"/>
+              <w:bottom w:val="single" w:color="BFBFBF" w:sz="4"/>
+              <w:right w:val="single" w:color="BFBFBF" w:sz="4"/>
+            </w:tcBorders>
+            <w:shd w:fill="D9E2F3" w:color="auto" w:val="clear"/>
+            <w:tcMar>
+              <w:top w:type="dxa" w:w="60"/>
+              <w:left w:type="dxa" w:w="100"/>
+              <w:bottom w:type="dxa" w:w="60"/>
+              <w:right w:type="dxa" w:w="100"/>
+            </w:tcMar>
+          </w:tcPr>
+          <w:p>
+            <w:r>
+              <w:rPr>
+                <w:b/>
+                <w:bCs/>
+              </w:rPr>
               <w:t xml:space="preserve">Notes</w:t>
             </w:r>
           </w:p>
@@ -394,7 +422,7 @@
       <w:tr>
         <w:tc>
           <w:tcPr>
-            <w:tcW w:type="dxa" w:w="2400"/>
+            <w:tcW w:type="dxa" w:w="2000"/>
             <w:tcBorders>
               <w:top w:val="single" w:color="BFBFBF" w:sz="4"/>
               <w:left w:val="single" w:color="BFBFBF" w:sz="4"/>
@@ -420,7 +448,7 @@
         </w:tc>
         <w:tc>
           <w:tcPr>
-            <w:tcW w:type="dxa" w:w="3926"/>
+            <w:tcW w:type="dxa" w:w="2600"/>
             <w:tcBorders>
               <w:top w:val="single" w:color="BFBFBF" w:sz="4"/>
               <w:left w:val="single" w:color="BFBFBF" w:sz="4"/>
@@ -446,27 +474,53 @@
         </w:tc>
         <w:tc>
           <w:tcPr>
-            <w:tcW w:type="dxa" w:w="2700"/>
-            <w:tcBorders>
-              <w:top w:val="single" w:color="BFBFBF" w:sz="4"/>
-              <w:left w:val="single" w:color="BFBFBF" w:sz="4"/>
-              <w:bottom w:val="single" w:color="BFBFBF" w:sz="4"/>
-              <w:right w:val="single" w:color="BFBFBF" w:sz="4"/>
-            </w:tcBorders>
-            <w:tcMar>
-              <w:top w:type="dxa" w:w="60"/>
-              <w:left w:type="dxa" w:w="100"/>
-              <w:bottom w:type="dxa" w:w="60"/>
-              <w:right w:type="dxa" w:w="100"/>
-            </w:tcMar>
-          </w:tcPr>
-          <w:p>
-            <w:r>
-              <w:rPr>
-                <w:b w:val="false"/>
-                <w:bCs w:val="false"/>
-              </w:rPr>
-              <w:t xml:space="preserve">Screens are added to the existing dashboard</w:t>
+            <w:tcW w:type="dxa" w:w="2600"/>
+            <w:tcBorders>
+              <w:top w:val="single" w:color="BFBFBF" w:sz="4"/>
+              <w:left w:val="single" w:color="BFBFBF" w:sz="4"/>
+              <w:bottom w:val="single" w:color="BFBFBF" w:sz="4"/>
+              <w:right w:val="single" w:color="BFBFBF" w:sz="4"/>
+            </w:tcBorders>
+            <w:tcMar>
+              <w:top w:type="dxa" w:w="60"/>
+              <w:left w:type="dxa" w:w="100"/>
+              <w:bottom w:type="dxa" w:w="60"/>
+              <w:right w:type="dxa" w:w="100"/>
+            </w:tcMar>
+          </w:tcPr>
+          <w:p>
+            <w:r>
+              <w:rPr>
+                <w:b w:val="false"/>
+                <w:bCs w:val="false"/>
+              </w:rPr>
+              <w:t xml:space="preserve">-</w:t>
+            </w:r>
+          </w:p>
+        </w:tc>
+        <w:tc>
+          <w:tcPr>
+            <w:tcW w:type="dxa" w:w="1826"/>
+            <w:tcBorders>
+              <w:top w:val="single" w:color="BFBFBF" w:sz="4"/>
+              <w:left w:val="single" w:color="BFBFBF" w:sz="4"/>
+              <w:bottom w:val="single" w:color="BFBFBF" w:sz="4"/>
+              <w:right w:val="single" w:color="BFBFBF" w:sz="4"/>
+            </w:tcBorders>
+            <w:tcMar>
+              <w:top w:type="dxa" w:w="60"/>
+              <w:left w:type="dxa" w:w="100"/>
+              <w:bottom w:type="dxa" w:w="60"/>
+              <w:right w:type="dxa" w:w="100"/>
+            </w:tcMar>
+          </w:tcPr>
+          <w:p>
+            <w:r>
+              <w:rPr>
+                <w:b w:val="false"/>
+                <w:bCs w:val="false"/>
+              </w:rPr>
+              <w:t xml:space="preserve">Screens go into the existing dashboard</w:t>
             </w:r>
           </w:p>
         </w:tc>
@@ -474,7 +528,7 @@
       <w:tr>
         <w:tc>
           <w:tcPr>
-            <w:tcW w:type="dxa" w:w="2400"/>
+            <w:tcW w:type="dxa" w:w="2000"/>
             <w:tcBorders>
               <w:top w:val="single" w:color="BFBFBF" w:sz="4"/>
               <w:left w:val="single" w:color="BFBFBF" w:sz="4"/>
@@ -500,53 +554,79 @@
         </w:tc>
         <w:tc>
           <w:tcPr>
-            <w:tcW w:type="dxa" w:w="3926"/>
-            <w:tcBorders>
-              <w:top w:val="single" w:color="BFBFBF" w:sz="4"/>
-              <w:left w:val="single" w:color="BFBFBF" w:sz="4"/>
-              <w:bottom w:val="single" w:color="BFBFBF" w:sz="4"/>
-              <w:right w:val="single" w:color="BFBFBF" w:sz="4"/>
-            </w:tcBorders>
-            <w:tcMar>
-              <w:top w:type="dxa" w:w="60"/>
-              <w:left w:type="dxa" w:w="100"/>
-              <w:bottom w:type="dxa" w:w="60"/>
-              <w:right w:type="dxa" w:w="100"/>
-            </w:tcMar>
-          </w:tcPr>
-          <w:p>
-            <w:r>
-              <w:rPr>
-                <w:b w:val="false"/>
-                <w:bCs w:val="false"/>
-              </w:rPr>
-              <w:t xml:space="preserve">1 vCPU, 512 MB RAM, Python 3.11</w:t>
-            </w:r>
-          </w:p>
-        </w:tc>
-        <w:tc>
-          <w:tcPr>
-            <w:tcW w:type="dxa" w:w="2700"/>
-            <w:tcBorders>
-              <w:top w:val="single" w:color="BFBFBF" w:sz="4"/>
-              <w:left w:val="single" w:color="BFBFBF" w:sz="4"/>
-              <w:bottom w:val="single" w:color="BFBFBF" w:sz="4"/>
-              <w:right w:val="single" w:color="BFBFBF" w:sz="4"/>
-            </w:tcBorders>
-            <w:tcMar>
-              <w:top w:type="dxa" w:w="60"/>
-              <w:left w:type="dxa" w:w="100"/>
-              <w:bottom w:type="dxa" w:w="60"/>
-              <w:right w:type="dxa" w:w="100"/>
-            </w:tcMar>
-          </w:tcPr>
-          <w:p>
-            <w:r>
-              <w:rPr>
-                <w:b w:val="false"/>
-                <w:bCs w:val="false"/>
-              </w:rPr>
-              <w:t xml:space="preserve">One small instance is enough</w:t>
+            <w:tcW w:type="dxa" w:w="2600"/>
+            <w:tcBorders>
+              <w:top w:val="single" w:color="BFBFBF" w:sz="4"/>
+              <w:left w:val="single" w:color="BFBFBF" w:sz="4"/>
+              <w:bottom w:val="single" w:color="BFBFBF" w:sz="4"/>
+              <w:right w:val="single" w:color="BFBFBF" w:sz="4"/>
+            </w:tcBorders>
+            <w:tcMar>
+              <w:top w:type="dxa" w:w="60"/>
+              <w:left w:type="dxa" w:w="100"/>
+              <w:bottom w:type="dxa" w:w="60"/>
+              <w:right w:type="dxa" w:w="100"/>
+            </w:tcMar>
+          </w:tcPr>
+          <w:p>
+            <w:r>
+              <w:rPr>
+                <w:b w:val="false"/>
+                <w:bCs w:val="false"/>
+              </w:rPr>
+              <w:t xml:space="preserve">EC2</w:t>
+            </w:r>
+          </w:p>
+        </w:tc>
+        <w:tc>
+          <w:tcPr>
+            <w:tcW w:type="dxa" w:w="2600"/>
+            <w:tcBorders>
+              <w:top w:val="single" w:color="BFBFBF" w:sz="4"/>
+              <w:left w:val="single" w:color="BFBFBF" w:sz="4"/>
+              <w:bottom w:val="single" w:color="BFBFBF" w:sz="4"/>
+              <w:right w:val="single" w:color="BFBFBF" w:sz="4"/>
+            </w:tcBorders>
+            <w:tcMar>
+              <w:top w:type="dxa" w:w="60"/>
+              <w:left w:type="dxa" w:w="100"/>
+              <w:bottom w:type="dxa" w:w="60"/>
+              <w:right w:type="dxa" w:w="100"/>
+            </w:tcMar>
+          </w:tcPr>
+          <w:p>
+            <w:r>
+              <w:rPr>
+                <w:b w:val="false"/>
+                <w:bCs w:val="false"/>
+              </w:rPr>
+              <w:t xml:space="preserve">t3.micro (2 vCPU, 1 GB RAM), Ubuntu, Python 3.11</w:t>
+            </w:r>
+          </w:p>
+        </w:tc>
+        <w:tc>
+          <w:tcPr>
+            <w:tcW w:type="dxa" w:w="1826"/>
+            <w:tcBorders>
+              <w:top w:val="single" w:color="BFBFBF" w:sz="4"/>
+              <w:left w:val="single" w:color="BFBFBF" w:sz="4"/>
+              <w:bottom w:val="single" w:color="BFBFBF" w:sz="4"/>
+              <w:right w:val="single" w:color="BFBFBF" w:sz="4"/>
+            </w:tcBorders>
+            <w:tcMar>
+              <w:top w:type="dxa" w:w="60"/>
+              <w:left w:type="dxa" w:w="100"/>
+              <w:bottom w:type="dxa" w:w="60"/>
+              <w:right w:type="dxa" w:w="100"/>
+            </w:tcMar>
+          </w:tcPr>
+          <w:p>
+            <w:r>
+              <w:rPr>
+                <w:b w:val="false"/>
+                <w:bCs w:val="false"/>
+              </w:rPr>
+              <w:t xml:space="preserve">One instance</w:t>
             </w:r>
           </w:p>
         </w:tc>
@@ -554,7 +634,7 @@
       <w:tr>
         <w:tc>
           <w:tcPr>
-            <w:tcW w:type="dxa" w:w="2400"/>
+            <w:tcW w:type="dxa" w:w="2000"/>
             <w:tcBorders>
               <w:top w:val="single" w:color="BFBFBF" w:sz="4"/>
               <w:left w:val="single" w:color="BFBFBF" w:sz="4"/>
@@ -580,53 +660,79 @@
         </w:tc>
         <w:tc>
           <w:tcPr>
-            <w:tcW w:type="dxa" w:w="3926"/>
-            <w:tcBorders>
-              <w:top w:val="single" w:color="BFBFBF" w:sz="4"/>
-              <w:left w:val="single" w:color="BFBFBF" w:sz="4"/>
-              <w:bottom w:val="single" w:color="BFBFBF" w:sz="4"/>
-              <w:right w:val="single" w:color="BFBFBF" w:sz="4"/>
-            </w:tcBorders>
-            <w:tcMar>
-              <w:top w:type="dxa" w:w="60"/>
-              <w:left w:type="dxa" w:w="100"/>
-              <w:bottom w:type="dxa" w:w="60"/>
-              <w:right w:type="dxa" w:w="100"/>
-            </w:tcMar>
-          </w:tcPr>
-          <w:p>
-            <w:r>
-              <w:rPr>
-                <w:b w:val="false"/>
-                <w:bCs w:val="false"/>
-              </w:rPr>
-              <w:t xml:space="preserve">PostgreSQL 15+, 1 GB storage</w:t>
-            </w:r>
-          </w:p>
-        </w:tc>
-        <w:tc>
-          <w:tcPr>
-            <w:tcW w:type="dxa" w:w="2700"/>
-            <w:tcBorders>
-              <w:top w:val="single" w:color="BFBFBF" w:sz="4"/>
-              <w:left w:val="single" w:color="BFBFBF" w:sz="4"/>
-              <w:bottom w:val="single" w:color="BFBFBF" w:sz="4"/>
-              <w:right w:val="single" w:color="BFBFBF" w:sz="4"/>
-            </w:tcBorders>
-            <w:tcMar>
-              <w:top w:type="dxa" w:w="60"/>
-              <w:left w:type="dxa" w:w="100"/>
-              <w:bottom w:type="dxa" w:w="60"/>
-              <w:right w:type="dxa" w:w="100"/>
-            </w:tcMar>
-          </w:tcPr>
-          <w:p>
-            <w:r>
-              <w:rPr>
-                <w:b w:val="false"/>
-                <w:bCs w:val="false"/>
-              </w:rPr>
-              <w:t xml:space="preserve">Can be the existing dashboard database</w:t>
+            <w:tcW w:type="dxa" w:w="2600"/>
+            <w:tcBorders>
+              <w:top w:val="single" w:color="BFBFBF" w:sz="4"/>
+              <w:left w:val="single" w:color="BFBFBF" w:sz="4"/>
+              <w:bottom w:val="single" w:color="BFBFBF" w:sz="4"/>
+              <w:right w:val="single" w:color="BFBFBF" w:sz="4"/>
+            </w:tcBorders>
+            <w:tcMar>
+              <w:top w:type="dxa" w:w="60"/>
+              <w:left w:type="dxa" w:w="100"/>
+              <w:bottom w:type="dxa" w:w="60"/>
+              <w:right w:type="dxa" w:w="100"/>
+            </w:tcMar>
+          </w:tcPr>
+          <w:p>
+            <w:r>
+              <w:rPr>
+                <w:b w:val="false"/>
+                <w:bCs w:val="false"/>
+              </w:rPr>
+              <w:t xml:space="preserve">RDS PostgreSQL</w:t>
+            </w:r>
+          </w:p>
+        </w:tc>
+        <w:tc>
+          <w:tcPr>
+            <w:tcW w:type="dxa" w:w="2600"/>
+            <w:tcBorders>
+              <w:top w:val="single" w:color="BFBFBF" w:sz="4"/>
+              <w:left w:val="single" w:color="BFBFBF" w:sz="4"/>
+              <w:bottom w:val="single" w:color="BFBFBF" w:sz="4"/>
+              <w:right w:val="single" w:color="BFBFBF" w:sz="4"/>
+            </w:tcBorders>
+            <w:tcMar>
+              <w:top w:type="dxa" w:w="60"/>
+              <w:left w:type="dxa" w:w="100"/>
+              <w:bottom w:type="dxa" w:w="60"/>
+              <w:right w:type="dxa" w:w="100"/>
+            </w:tcMar>
+          </w:tcPr>
+          <w:p>
+            <w:r>
+              <w:rPr>
+                <w:b w:val="false"/>
+                <w:bCs w:val="false"/>
+              </w:rPr>
+              <w:t xml:space="preserve">db.t3.micro, 20 GB</w:t>
+            </w:r>
+          </w:p>
+        </w:tc>
+        <w:tc>
+          <w:tcPr>
+            <w:tcW w:type="dxa" w:w="1826"/>
+            <w:tcBorders>
+              <w:top w:val="single" w:color="BFBFBF" w:sz="4"/>
+              <w:left w:val="single" w:color="BFBFBF" w:sz="4"/>
+              <w:bottom w:val="single" w:color="BFBFBF" w:sz="4"/>
+              <w:right w:val="single" w:color="BFBFBF" w:sz="4"/>
+            </w:tcBorders>
+            <w:tcMar>
+              <w:top w:type="dxa" w:w="60"/>
+              <w:left w:type="dxa" w:w="100"/>
+              <w:bottom w:type="dxa" w:w="60"/>
+              <w:right w:type="dxa" w:w="100"/>
+            </w:tcMar>
+          </w:tcPr>
+          <w:p>
+            <w:r>
+              <w:rPr>
+                <w:b w:val="false"/>
+                <w:bCs w:val="false"/>
+              </w:rPr>
+              <w:t xml:space="preserve">Or the dashboard’s existing RDS</w:t>
             </w:r>
           </w:p>
         </w:tc>
@@ -634,79 +740,105 @@
       <w:tr>
         <w:tc>
           <w:tcPr>
-            <w:tcW w:type="dxa" w:w="2400"/>
-            <w:tcBorders>
-              <w:top w:val="single" w:color="BFBFBF" w:sz="4"/>
-              <w:left w:val="single" w:color="BFBFBF" w:sz="4"/>
-              <w:bottom w:val="single" w:color="BFBFBF" w:sz="4"/>
-              <w:right w:val="single" w:color="BFBFBF" w:sz="4"/>
-            </w:tcBorders>
-            <w:tcMar>
-              <w:top w:type="dxa" w:w="60"/>
-              <w:left w:type="dxa" w:w="100"/>
-              <w:bottom w:type="dxa" w:w="60"/>
-              <w:right w:type="dxa" w:w="100"/>
-            </w:tcMar>
-          </w:tcPr>
-          <w:p>
-            <w:r>
-              <w:rPr>
-                <w:b w:val="false"/>
-                <w:bCs w:val="false"/>
-              </w:rPr>
-              <w:t xml:space="preserve">File storage</w:t>
-            </w:r>
-          </w:p>
-        </w:tc>
-        <w:tc>
-          <w:tcPr>
-            <w:tcW w:type="dxa" w:w="3926"/>
-            <w:tcBorders>
-              <w:top w:val="single" w:color="BFBFBF" w:sz="4"/>
-              <w:left w:val="single" w:color="BFBFBF" w:sz="4"/>
-              <w:bottom w:val="single" w:color="BFBFBF" w:sz="4"/>
-              <w:right w:val="single" w:color="BFBFBF" w:sz="4"/>
-            </w:tcBorders>
-            <w:tcMar>
-              <w:top w:type="dxa" w:w="60"/>
-              <w:left w:type="dxa" w:w="100"/>
-              <w:bottom w:type="dxa" w:w="60"/>
-              <w:right w:type="dxa" w:w="100"/>
-            </w:tcMar>
-          </w:tcPr>
-          <w:p>
-            <w:r>
-              <w:rPr>
-                <w:b w:val="false"/>
-                <w:bCs w:val="false"/>
-              </w:rPr>
-              <w:t xml:space="preserve">5 GB, private</w:t>
-            </w:r>
-          </w:p>
-        </w:tc>
-        <w:tc>
-          <w:tcPr>
-            <w:tcW w:type="dxa" w:w="2700"/>
-            <w:tcBorders>
-              <w:top w:val="single" w:color="BFBFBF" w:sz="4"/>
-              <w:left w:val="single" w:color="BFBFBF" w:sz="4"/>
-              <w:bottom w:val="single" w:color="BFBFBF" w:sz="4"/>
-              <w:right w:val="single" w:color="BFBFBF" w:sz="4"/>
-            </w:tcBorders>
-            <w:tcMar>
-              <w:top w:type="dxa" w:w="60"/>
-              <w:left w:type="dxa" w:w="100"/>
-              <w:bottom w:type="dxa" w:w="60"/>
-              <w:right w:type="dxa" w:w="100"/>
-            </w:tcMar>
-          </w:tcPr>
-          <w:p>
-            <w:r>
-              <w:rPr>
-                <w:b w:val="false"/>
-                <w:bCs w:val="false"/>
-              </w:rPr>
-              <w:t xml:space="preserve">For visitor ID photos (~200 KB each)</w:t>
+            <w:tcW w:type="dxa" w:w="2000"/>
+            <w:tcBorders>
+              <w:top w:val="single" w:color="BFBFBF" w:sz="4"/>
+              <w:left w:val="single" w:color="BFBFBF" w:sz="4"/>
+              <w:bottom w:val="single" w:color="BFBFBF" w:sz="4"/>
+              <w:right w:val="single" w:color="BFBFBF" w:sz="4"/>
+            </w:tcBorders>
+            <w:tcMar>
+              <w:top w:type="dxa" w:w="60"/>
+              <w:left w:type="dxa" w:w="100"/>
+              <w:bottom w:type="dxa" w:w="60"/>
+              <w:right w:type="dxa" w:w="100"/>
+            </w:tcMar>
+          </w:tcPr>
+          <w:p>
+            <w:r>
+              <w:rPr>
+                <w:b w:val="false"/>
+                <w:bCs w:val="false"/>
+              </w:rPr>
+              <w:t xml:space="preserve">Photo storage</w:t>
+            </w:r>
+          </w:p>
+        </w:tc>
+        <w:tc>
+          <w:tcPr>
+            <w:tcW w:type="dxa" w:w="2600"/>
+            <w:tcBorders>
+              <w:top w:val="single" w:color="BFBFBF" w:sz="4"/>
+              <w:left w:val="single" w:color="BFBFBF" w:sz="4"/>
+              <w:bottom w:val="single" w:color="BFBFBF" w:sz="4"/>
+              <w:right w:val="single" w:color="BFBFBF" w:sz="4"/>
+            </w:tcBorders>
+            <w:tcMar>
+              <w:top w:type="dxa" w:w="60"/>
+              <w:left w:type="dxa" w:w="100"/>
+              <w:bottom w:type="dxa" w:w="60"/>
+              <w:right w:type="dxa" w:w="100"/>
+            </w:tcMar>
+          </w:tcPr>
+          <w:p>
+            <w:r>
+              <w:rPr>
+                <w:b w:val="false"/>
+                <w:bCs w:val="false"/>
+              </w:rPr>
+              <w:t xml:space="preserve">S3</w:t>
+            </w:r>
+          </w:p>
+        </w:tc>
+        <w:tc>
+          <w:tcPr>
+            <w:tcW w:type="dxa" w:w="2600"/>
+            <w:tcBorders>
+              <w:top w:val="single" w:color="BFBFBF" w:sz="4"/>
+              <w:left w:val="single" w:color="BFBFBF" w:sz="4"/>
+              <w:bottom w:val="single" w:color="BFBFBF" w:sz="4"/>
+              <w:right w:val="single" w:color="BFBFBF" w:sz="4"/>
+            </w:tcBorders>
+            <w:tcMar>
+              <w:top w:type="dxa" w:w="60"/>
+              <w:left w:type="dxa" w:w="100"/>
+              <w:bottom w:type="dxa" w:w="60"/>
+              <w:right w:type="dxa" w:w="100"/>
+            </w:tcMar>
+          </w:tcPr>
+          <w:p>
+            <w:r>
+              <w:rPr>
+                <w:b w:val="false"/>
+                <w:bCs w:val="false"/>
+              </w:rPr>
+              <w:t xml:space="preserve">1 private bucket, ~5 GB</w:t>
+            </w:r>
+          </w:p>
+        </w:tc>
+        <w:tc>
+          <w:tcPr>
+            <w:tcW w:type="dxa" w:w="1826"/>
+            <w:tcBorders>
+              <w:top w:val="single" w:color="BFBFBF" w:sz="4"/>
+              <w:left w:val="single" w:color="BFBFBF" w:sz="4"/>
+              <w:bottom w:val="single" w:color="BFBFBF" w:sz="4"/>
+              <w:right w:val="single" w:color="BFBFBF" w:sz="4"/>
+            </w:tcBorders>
+            <w:tcMar>
+              <w:top w:type="dxa" w:w="60"/>
+              <w:left w:type="dxa" w:w="100"/>
+              <w:bottom w:type="dxa" w:w="60"/>
+              <w:right w:type="dxa" w:w="100"/>
+            </w:tcMar>
+          </w:tcPr>
+          <w:p>
+            <w:r>
+              <w:rPr>
+                <w:b w:val="false"/>
+                <w:bCs w:val="false"/>
+              </w:rPr>
+              <w:t xml:space="preserve">ID photos, ~200 KB each</w:t>
             </w:r>
           </w:p>
         </w:tc>
@@ -714,79 +846,105 @@
       <w:tr>
         <w:tc>
           <w:tcPr>
-            <w:tcW w:type="dxa" w:w="2400"/>
-            <w:tcBorders>
-              <w:top w:val="single" w:color="BFBFBF" w:sz="4"/>
-              <w:left w:val="single" w:color="BFBFBF" w:sz="4"/>
-              <w:bottom w:val="single" w:color="BFBFBF" w:sz="4"/>
-              <w:right w:val="single" w:color="BFBFBF" w:sz="4"/>
-            </w:tcBorders>
-            <w:tcMar>
-              <w:top w:type="dxa" w:w="60"/>
-              <w:left w:type="dxa" w:w="100"/>
-              <w:bottom w:type="dxa" w:w="60"/>
-              <w:right w:type="dxa" w:w="100"/>
-            </w:tcMar>
-          </w:tcPr>
-          <w:p>
-            <w:r>
-              <w:rPr>
-                <w:b w:val="false"/>
-                <w:bCs w:val="false"/>
-              </w:rPr>
-              <w:t xml:space="preserve">Network</w:t>
-            </w:r>
-          </w:p>
-        </w:tc>
-        <w:tc>
-          <w:tcPr>
-            <w:tcW w:type="dxa" w:w="3926"/>
-            <w:tcBorders>
-              <w:top w:val="single" w:color="BFBFBF" w:sz="4"/>
-              <w:left w:val="single" w:color="BFBFBF" w:sz="4"/>
-              <w:bottom w:val="single" w:color="BFBFBF" w:sz="4"/>
-              <w:right w:val="single" w:color="BFBFBF" w:sz="4"/>
-            </w:tcBorders>
-            <w:tcMar>
-              <w:top w:type="dxa" w:w="60"/>
-              <w:left w:type="dxa" w:w="100"/>
-              <w:bottom w:type="dxa" w:w="60"/>
-              <w:right w:type="dxa" w:w="100"/>
-            </w:tcMar>
-          </w:tcPr>
-          <w:p>
-            <w:r>
-              <w:rPr>
-                <w:b w:val="false"/>
-                <w:bCs w:val="false"/>
-              </w:rPr>
-              <w:t xml:space="preserve">HTTPS (SSL) on a domain</w:t>
-            </w:r>
-          </w:p>
-        </w:tc>
-        <w:tc>
-          <w:tcPr>
-            <w:tcW w:type="dxa" w:w="2700"/>
-            <w:tcBorders>
-              <w:top w:val="single" w:color="BFBFBF" w:sz="4"/>
-              <w:left w:val="single" w:color="BFBFBF" w:sz="4"/>
-              <w:bottom w:val="single" w:color="BFBFBF" w:sz="4"/>
-              <w:right w:val="single" w:color="BFBFBF" w:sz="4"/>
-            </w:tcBorders>
-            <w:tcMar>
-              <w:top w:type="dxa" w:w="60"/>
-              <w:left w:type="dxa" w:w="100"/>
-              <w:bottom w:type="dxa" w:w="60"/>
-              <w:right w:type="dxa" w:w="100"/>
-            </w:tcMar>
-          </w:tcPr>
-          <w:p>
-            <w:r>
-              <w:rPr>
-                <w:b w:val="false"/>
-                <w:bCs w:val="false"/>
-              </w:rPr>
-              <w:t xml:space="preserve">Phone camera needs HTTPS</w:t>
+            <w:tcW w:type="dxa" w:w="2000"/>
+            <w:tcBorders>
+              <w:top w:val="single" w:color="BFBFBF" w:sz="4"/>
+              <w:left w:val="single" w:color="BFBFBF" w:sz="4"/>
+              <w:bottom w:val="single" w:color="BFBFBF" w:sz="4"/>
+              <w:right w:val="single" w:color="BFBFBF" w:sz="4"/>
+            </w:tcBorders>
+            <w:tcMar>
+              <w:top w:type="dxa" w:w="60"/>
+              <w:left w:type="dxa" w:w="100"/>
+              <w:bottom w:type="dxa" w:w="60"/>
+              <w:right w:type="dxa" w:w="100"/>
+            </w:tcMar>
+          </w:tcPr>
+          <w:p>
+            <w:r>
+              <w:rPr>
+                <w:b w:val="false"/>
+                <w:bCs w:val="false"/>
+              </w:rPr>
+              <w:t xml:space="preserve">Login</w:t>
+            </w:r>
+          </w:p>
+        </w:tc>
+        <w:tc>
+          <w:tcPr>
+            <w:tcW w:type="dxa" w:w="2600"/>
+            <w:tcBorders>
+              <w:top w:val="single" w:color="BFBFBF" w:sz="4"/>
+              <w:left w:val="single" w:color="BFBFBF" w:sz="4"/>
+              <w:bottom w:val="single" w:color="BFBFBF" w:sz="4"/>
+              <w:right w:val="single" w:color="BFBFBF" w:sz="4"/>
+            </w:tcBorders>
+            <w:tcMar>
+              <w:top w:type="dxa" w:w="60"/>
+              <w:left w:type="dxa" w:w="100"/>
+              <w:bottom w:type="dxa" w:w="60"/>
+              <w:right w:type="dxa" w:w="100"/>
+            </w:tcMar>
+          </w:tcPr>
+          <w:p>
+            <w:r>
+              <w:rPr>
+                <w:b w:val="false"/>
+                <w:bCs w:val="false"/>
+              </w:rPr>
+              <w:t xml:space="preserve">Existing dashboard login</w:t>
+            </w:r>
+          </w:p>
+        </w:tc>
+        <w:tc>
+          <w:tcPr>
+            <w:tcW w:type="dxa" w:w="2600"/>
+            <w:tcBorders>
+              <w:top w:val="single" w:color="BFBFBF" w:sz="4"/>
+              <w:left w:val="single" w:color="BFBFBF" w:sz="4"/>
+              <w:bottom w:val="single" w:color="BFBFBF" w:sz="4"/>
+              <w:right w:val="single" w:color="BFBFBF" w:sz="4"/>
+            </w:tcBorders>
+            <w:tcMar>
+              <w:top w:type="dxa" w:w="60"/>
+              <w:left w:type="dxa" w:w="100"/>
+              <w:bottom w:type="dxa" w:w="60"/>
+              <w:right w:type="dxa" w:w="100"/>
+            </w:tcMar>
+          </w:tcPr>
+          <w:p>
+            <w:r>
+              <w:rPr>
+                <w:b w:val="false"/>
+                <w:bCs w:val="false"/>
+              </w:rPr>
+              <w:t xml:space="preserve">-</w:t>
+            </w:r>
+          </w:p>
+        </w:tc>
+        <w:tc>
+          <w:tcPr>
+            <w:tcW w:type="dxa" w:w="1826"/>
+            <w:tcBorders>
+              <w:top w:val="single" w:color="BFBFBF" w:sz="4"/>
+              <w:left w:val="single" w:color="BFBFBF" w:sz="4"/>
+              <w:bottom w:val="single" w:color="BFBFBF" w:sz="4"/>
+              <w:right w:val="single" w:color="BFBFBF" w:sz="4"/>
+            </w:tcBorders>
+            <w:tcMar>
+              <w:top w:type="dxa" w:w="60"/>
+              <w:left w:type="dxa" w:w="100"/>
+              <w:bottom w:type="dxa" w:w="60"/>
+              <w:right w:type="dxa" w:w="100"/>
+            </w:tcMar>
+          </w:tcPr>
+          <w:p>
+            <w:r>
+              <w:rPr>
+                <w:b w:val="false"/>
+                <w:bCs w:val="false"/>
+              </w:rPr>
+              <w:t xml:space="preserve">2 user accounts</w:t>
             </w:r>
           </w:p>
         </w:tc>
@@ -794,7 +952,113 @@
       <w:tr>
         <w:tc>
           <w:tcPr>
-            <w:tcW w:type="dxa" w:w="2400"/>
+            <w:tcW w:type="dxa" w:w="2000"/>
+            <w:tcBorders>
+              <w:top w:val="single" w:color="BFBFBF" w:sz="4"/>
+              <w:left w:val="single" w:color="BFBFBF" w:sz="4"/>
+              <w:bottom w:val="single" w:color="BFBFBF" w:sz="4"/>
+              <w:right w:val="single" w:color="BFBFBF" w:sz="4"/>
+            </w:tcBorders>
+            <w:tcMar>
+              <w:top w:type="dxa" w:w="60"/>
+              <w:left w:type="dxa" w:w="100"/>
+              <w:bottom w:type="dxa" w:w="60"/>
+              <w:right w:type="dxa" w:w="100"/>
+            </w:tcMar>
+          </w:tcPr>
+          <w:p>
+            <w:r>
+              <w:rPr>
+                <w:b w:val="false"/>
+                <w:bCs w:val="false"/>
+              </w:rPr>
+              <w:t xml:space="preserve">HTTPS</w:t>
+            </w:r>
+          </w:p>
+        </w:tc>
+        <w:tc>
+          <w:tcPr>
+            <w:tcW w:type="dxa" w:w="2600"/>
+            <w:tcBorders>
+              <w:top w:val="single" w:color="BFBFBF" w:sz="4"/>
+              <w:left w:val="single" w:color="BFBFBF" w:sz="4"/>
+              <w:bottom w:val="single" w:color="BFBFBF" w:sz="4"/>
+              <w:right w:val="single" w:color="BFBFBF" w:sz="4"/>
+            </w:tcBorders>
+            <w:tcMar>
+              <w:top w:type="dxa" w:w="60"/>
+              <w:left w:type="dxa" w:w="100"/>
+              <w:bottom w:type="dxa" w:w="60"/>
+              <w:right w:type="dxa" w:w="100"/>
+            </w:tcMar>
+          </w:tcPr>
+          <w:p>
+            <w:r>
+              <w:rPr>
+                <w:b w:val="false"/>
+                <w:bCs w:val="false"/>
+              </w:rPr>
+              <w:t xml:space="preserve">Nginx + free SSL certificate on EC2</w:t>
+            </w:r>
+          </w:p>
+        </w:tc>
+        <w:tc>
+          <w:tcPr>
+            <w:tcW w:type="dxa" w:w="2600"/>
+            <w:tcBorders>
+              <w:top w:val="single" w:color="BFBFBF" w:sz="4"/>
+              <w:left w:val="single" w:color="BFBFBF" w:sz="4"/>
+              <w:bottom w:val="single" w:color="BFBFBF" w:sz="4"/>
+              <w:right w:val="single" w:color="BFBFBF" w:sz="4"/>
+            </w:tcBorders>
+            <w:tcMar>
+              <w:top w:type="dxa" w:w="60"/>
+              <w:left w:type="dxa" w:w="100"/>
+              <w:bottom w:type="dxa" w:w="60"/>
+              <w:right w:type="dxa" w:w="100"/>
+            </w:tcMar>
+          </w:tcPr>
+          <w:p>
+            <w:r>
+              <w:rPr>
+                <w:b w:val="false"/>
+                <w:bCs w:val="false"/>
+              </w:rPr>
+              <w:t xml:space="preserve">A domain or subdomain</w:t>
+            </w:r>
+          </w:p>
+        </w:tc>
+        <w:tc>
+          <w:tcPr>
+            <w:tcW w:type="dxa" w:w="1826"/>
+            <w:tcBorders>
+              <w:top w:val="single" w:color="BFBFBF" w:sz="4"/>
+              <w:left w:val="single" w:color="BFBFBF" w:sz="4"/>
+              <w:bottom w:val="single" w:color="BFBFBF" w:sz="4"/>
+              <w:right w:val="single" w:color="BFBFBF" w:sz="4"/>
+            </w:tcBorders>
+            <w:tcMar>
+              <w:top w:type="dxa" w:w="60"/>
+              <w:left w:type="dxa" w:w="100"/>
+              <w:bottom w:type="dxa" w:w="60"/>
+              <w:right w:type="dxa" w:w="100"/>
+            </w:tcMar>
+          </w:tcPr>
+          <w:p>
+            <w:r>
+              <w:rPr>
+                <w:b w:val="false"/>
+                <w:bCs w:val="false"/>
+              </w:rPr>
+              <w:t xml:space="preserve">Phone camera needs HTTPS</w:t>
+            </w:r>
+          </w:p>
+        </w:tc>
+      </w:tr>
+      <w:tr>
+        <w:tc>
+          <w:tcPr>
+            <w:tcW w:type="dxa" w:w="2000"/>
             <w:tcBorders>
               <w:top w:val="single" w:color="BFBFBF" w:sz="4"/>
               <w:left w:val="single" w:color="BFBFBF" w:sz="4"/>
@@ -820,53 +1084,79 @@
         </w:tc>
         <w:tc>
           <w:tcPr>
-            <w:tcW w:type="dxa" w:w="3926"/>
-            <w:tcBorders>
-              <w:top w:val="single" w:color="BFBFBF" w:sz="4"/>
-              <w:left w:val="single" w:color="BFBFBF" w:sz="4"/>
-              <w:bottom w:val="single" w:color="BFBFBF" w:sz="4"/>
-              <w:right w:val="single" w:color="BFBFBF" w:sz="4"/>
-            </w:tcBorders>
-            <w:tcMar>
-              <w:top w:type="dxa" w:w="60"/>
-              <w:left w:type="dxa" w:w="100"/>
-              <w:bottom w:type="dxa" w:w="60"/>
-              <w:right w:type="dxa" w:w="100"/>
-            </w:tcMar>
-          </w:tcPr>
-          <w:p>
-            <w:r>
-              <w:rPr>
-                <w:b w:val="false"/>
-                <w:bCs w:val="false"/>
-              </w:rPr>
-              <w:t xml:space="preserve">Daily database backup, 7 days kept</w:t>
-            </w:r>
-          </w:p>
-        </w:tc>
-        <w:tc>
-          <w:tcPr>
-            <w:tcW w:type="dxa" w:w="2700"/>
-            <w:tcBorders>
-              <w:top w:val="single" w:color="BFBFBF" w:sz="4"/>
-              <w:left w:val="single" w:color="BFBFBF" w:sz="4"/>
-              <w:bottom w:val="single" w:color="BFBFBF" w:sz="4"/>
-              <w:right w:val="single" w:color="BFBFBF" w:sz="4"/>
-            </w:tcBorders>
-            <w:tcMar>
-              <w:top w:type="dxa" w:w="60"/>
-              <w:left w:type="dxa" w:w="100"/>
-              <w:bottom w:type="dxa" w:w="60"/>
-              <w:right w:type="dxa" w:w="100"/>
-            </w:tcMar>
-          </w:tcPr>
-          <w:p>
-            <w:r>
-              <w:rPr>
-                <w:b w:val="false"/>
-                <w:bCs w:val="false"/>
-              </w:rPr>
-              <w:t xml:space="preserve">Usually included with the database</w:t>
+            <w:tcW w:type="dxa" w:w="2600"/>
+            <w:tcBorders>
+              <w:top w:val="single" w:color="BFBFBF" w:sz="4"/>
+              <w:left w:val="single" w:color="BFBFBF" w:sz="4"/>
+              <w:bottom w:val="single" w:color="BFBFBF" w:sz="4"/>
+              <w:right w:val="single" w:color="BFBFBF" w:sz="4"/>
+            </w:tcBorders>
+            <w:tcMar>
+              <w:top w:type="dxa" w:w="60"/>
+              <w:left w:type="dxa" w:w="100"/>
+              <w:bottom w:type="dxa" w:w="60"/>
+              <w:right w:type="dxa" w:w="100"/>
+            </w:tcMar>
+          </w:tcPr>
+          <w:p>
+            <w:r>
+              <w:rPr>
+                <w:b w:val="false"/>
+                <w:bCs w:val="false"/>
+              </w:rPr>
+              <w:t xml:space="preserve">RDS automated backups</w:t>
+            </w:r>
+          </w:p>
+        </w:tc>
+        <w:tc>
+          <w:tcPr>
+            <w:tcW w:type="dxa" w:w="2600"/>
+            <w:tcBorders>
+              <w:top w:val="single" w:color="BFBFBF" w:sz="4"/>
+              <w:left w:val="single" w:color="BFBFBF" w:sz="4"/>
+              <w:bottom w:val="single" w:color="BFBFBF" w:sz="4"/>
+              <w:right w:val="single" w:color="BFBFBF" w:sz="4"/>
+            </w:tcBorders>
+            <w:tcMar>
+              <w:top w:type="dxa" w:w="60"/>
+              <w:left w:type="dxa" w:w="100"/>
+              <w:bottom w:type="dxa" w:w="60"/>
+              <w:right w:type="dxa" w:w="100"/>
+            </w:tcMar>
+          </w:tcPr>
+          <w:p>
+            <w:r>
+              <w:rPr>
+                <w:b w:val="false"/>
+                <w:bCs w:val="false"/>
+              </w:rPr>
+              <w:t xml:space="preserve">7 days</w:t>
+            </w:r>
+          </w:p>
+        </w:tc>
+        <w:tc>
+          <w:tcPr>
+            <w:tcW w:type="dxa" w:w="1826"/>
+            <w:tcBorders>
+              <w:top w:val="single" w:color="BFBFBF" w:sz="4"/>
+              <w:left w:val="single" w:color="BFBFBF" w:sz="4"/>
+              <w:bottom w:val="single" w:color="BFBFBF" w:sz="4"/>
+              <w:right w:val="single" w:color="BFBFBF" w:sz="4"/>
+            </w:tcBorders>
+            <w:tcMar>
+              <w:top w:type="dxa" w:w="60"/>
+              <w:left w:type="dxa" w:w="100"/>
+              <w:bottom w:type="dxa" w:w="60"/>
+              <w:right w:type="dxa" w:w="100"/>
+            </w:tcMar>
+          </w:tcPr>
+          <w:p>
+            <w:r>
+              <w:rPr>
+                <w:b w:val="false"/>
+                <w:bCs w:val="false"/>
+              </w:rPr>
+              <w:t xml:space="preserve">Included with RDS</w:t>
             </w:r>
           </w:p>
         </w:tc>
@@ -891,7 +1181,7 @@
         <w:spacing w:after="60"/>
       </w:pPr>
       <w:r>
-        <w:t xml:space="preserve">Reuse the current Supabase project for the database, login and photo storage.</w:t>
+        <w:t xml:space="preserve">Region: ap-south-1 (Mumbai), closest to the warehouse.</w:t>
       </w:r>
     </w:p>
     <w:p>
@@ -904,7 +1194,7 @@
         <w:spacing w:after="60"/>
       </w:pPr>
       <w:r>
-        <w:t xml:space="preserve">Run the API on one Render Starter instance (Singapore region).</w:t>
+        <w:t xml:space="preserve">One EC2 instance for the API, one RDS database, one S3 bucket.</w:t>
       </w:r>
     </w:p>
     <w:p>
@@ -917,7 +1207,20 @@
         <w:spacing w:after="60"/>
       </w:pPr>
       <w:r>
-        <w:t xml:space="preserve">No background worker, cache or load balancer is needed for 2 users.</w:t>
+        <w:t xml:space="preserve">Database and bucket are private; only the EC2 instance can reach them.</w:t>
+      </w:r>
+    </w:p>
+    <w:p>
+      <w:pPr>
+        <w:pStyle w:val="ListParagraph"/>
+        <w:numPr>
+          <w:ilvl w:val="0"/>
+          <w:numId w:val="2"/>
+        </w:numPr>
+        <w:spacing w:after="60"/>
+      </w:pPr>
+      <w:r>
+        <w:t xml:space="preserve">No load balancer, cache or extra servers are needed for 2 users.</w:t>
       </w:r>
     </w:p>
     <w:p>
@@ -1024,7 +1327,7 @@
                 <w:b w:val="false"/>
                 <w:bCs w:val="false"/>
               </w:rPr>
-              <w:t xml:space="preserve">Backend API (Render Starter)</w:t>
+              <w:t xml:space="preserve">EC2 t3.micro</w:t>
             </w:r>
           </w:p>
         </w:tc>
@@ -1050,7 +1353,7 @@
                 <w:b w:val="false"/>
                 <w:bCs w:val="false"/>
               </w:rPr>
-              <w:t xml:space="preserve">~ $7</w:t>
+              <w:t xml:space="preserve">~ $8</w:t>
             </w:r>
           </w:p>
         </w:tc>
@@ -1078,7 +1381,7 @@
                 <w:b w:val="false"/>
                 <w:bCs w:val="false"/>
               </w:rPr>
-              <w:t xml:space="preserve">Database + storage (existing Supabase)</w:t>
+              <w:t xml:space="preserve">RDS db.t3.micro + 20 GB</w:t>
             </w:r>
           </w:p>
         </w:tc>
@@ -1104,7 +1407,7 @@
                 <w:b w:val="false"/>
                 <w:bCs w:val="false"/>
               </w:rPr>
-              <w:t xml:space="preserve">$0 extra</w:t>
+              <w:t xml:space="preserve">~ $17</w:t>
             </w:r>
           </w:p>
         </w:tc>
@@ -1132,6 +1435,60 @@
                 <w:b w:val="false"/>
                 <w:bCs w:val="false"/>
               </w:rPr>
+              <w:t xml:space="preserve">S3 (5 GB)</w:t>
+            </w:r>
+          </w:p>
+        </w:tc>
+        <w:tc>
+          <w:tcPr>
+            <w:tcW w:type="dxa" w:w="4513"/>
+            <w:tcBorders>
+              <w:top w:val="single" w:color="BFBFBF" w:sz="4"/>
+              <w:left w:val="single" w:color="BFBFBF" w:sz="4"/>
+              <w:bottom w:val="single" w:color="BFBFBF" w:sz="4"/>
+              <w:right w:val="single" w:color="BFBFBF" w:sz="4"/>
+            </w:tcBorders>
+            <w:tcMar>
+              <w:top w:type="dxa" w:w="60"/>
+              <w:left w:type="dxa" w:w="100"/>
+              <w:bottom w:type="dxa" w:w="60"/>
+              <w:right w:type="dxa" w:w="100"/>
+            </w:tcMar>
+          </w:tcPr>
+          <w:p>
+            <w:r>
+              <w:rPr>
+                <w:b w:val="false"/>
+                <w:bCs w:val="false"/>
+              </w:rPr>
+              <w:t xml:space="preserve">&lt; $1</w:t>
+            </w:r>
+          </w:p>
+        </w:tc>
+      </w:tr>
+      <w:tr>
+        <w:tc>
+          <w:tcPr>
+            <w:tcW w:type="dxa" w:w="4513"/>
+            <w:tcBorders>
+              <w:top w:val="single" w:color="BFBFBF" w:sz="4"/>
+              <w:left w:val="single" w:color="BFBFBF" w:sz="4"/>
+              <w:bottom w:val="single" w:color="BFBFBF" w:sz="4"/>
+              <w:right w:val="single" w:color="BFBFBF" w:sz="4"/>
+            </w:tcBorders>
+            <w:tcMar>
+              <w:top w:type="dxa" w:w="60"/>
+              <w:left w:type="dxa" w:w="100"/>
+              <w:bottom w:type="dxa" w:w="60"/>
+              <w:right w:type="dxa" w:w="100"/>
+            </w:tcMar>
+          </w:tcPr>
+          <w:p>
+            <w:r>
+              <w:rPr>
+                <w:b w:val="false"/>
+                <w:bCs w:val="false"/>
+              </w:rPr>
               <w:t xml:space="preserve">Total</w:t>
             </w:r>
           </w:p>
@@ -1158,7 +1515,7 @@
                 <w:b w:val="false"/>
                 <w:bCs w:val="false"/>
               </w:rPr>
-              <w:t xml:space="preserve">~ $7 per month</w:t>
+              <w:t xml:space="preserve">~ $26 per month (about $9 if the existing RDS is reused)</w:t>
             </w:r>
           </w:p>
         </w:tc>

--- a/docs/Gate Register - Infra Allocation.docx
+++ b/docs/Gate Register - Infra Allocation.docx
@@ -90,92 +90,58 @@
           <w:sz w:val="22"/>
           <w:szCs w:val="22"/>
         </w:rPr>
-        <w:t xml:space="preserve">Compute: 1 × Amazon EC2 t3.nano (2 vCPU, 512 MB RAM), Ubuntu, 8 GB gp3 disk, ap-south-1 (Mumbai), with a 1 GB swap file; runs the API, worker, PostgreSQL and Nginx together</w:t>
-      </w:r>
-    </w:p>
-    <w:p>
-      <w:pPr>
-        <w:pStyle w:val="ListParagraph"/>
-        <w:numPr>
-          <w:ilvl w:val="0"/>
-          <w:numId w:val="2"/>
-        </w:numPr>
-        <w:spacing w:after="60"/>
-      </w:pPr>
-      <w:r>
-        <w:rPr>
-          <w:sz w:val="22"/>
-          <w:szCs w:val="22"/>
-        </w:rPr>
-        <w:t xml:space="preserve">Database: PostgreSQL on the same instance — no RDS; nightly backup to the S3 bucket with 7 copies kept (the dashboard's existing database can be used instead if DevOps prefers)</w:t>
-      </w:r>
-    </w:p>
-    <w:p>
-      <w:pPr>
-        <w:pStyle w:val="ListParagraph"/>
-        <w:numPr>
-          <w:ilvl w:val="0"/>
-          <w:numId w:val="2"/>
-        </w:numPr>
-        <w:spacing w:after="60"/>
-      </w:pPr>
-      <w:r>
-        <w:rPr>
-          <w:sz w:val="22"/>
-          <w:szCs w:val="22"/>
-        </w:rPr>
-        <w:t xml:space="preserve">Storage: 1 private S3 bucket (~2 GB) for ID photos and backups, reached through an IAM role on the instance limited to that bucket</w:t>
-      </w:r>
-    </w:p>
-    <w:p>
-      <w:pPr>
-        <w:pStyle w:val="ListParagraph"/>
-        <w:numPr>
-          <w:ilvl w:val="0"/>
-          <w:numId w:val="2"/>
-        </w:numPr>
-        <w:spacing w:after="60"/>
-      </w:pPr>
-      <w:r>
-        <w:rPr>
-          <w:sz w:val="22"/>
-          <w:szCs w:val="22"/>
-        </w:rPr>
-        <w:t xml:space="preserve">Network: 1 static public IP and 1 subdomain for the API, HTTPS via a free Let's Encrypt certificate; only ports 80 and 443 open</w:t>
-      </w:r>
-    </w:p>
-    <w:p>
-      <w:pPr>
-        <w:pStyle w:val="ListParagraph"/>
-        <w:numPr>
-          <w:ilvl w:val="0"/>
-          <w:numId w:val="2"/>
-        </w:numPr>
-        <w:spacing w:after="60"/>
-      </w:pPr>
-      <w:r>
-        <w:rPr>
-          <w:sz w:val="22"/>
-          <w:szCs w:val="22"/>
-        </w:rPr>
-        <w:t xml:space="preserve">Frontend and login: nothing extra — the screens and login come from the existing dashboard (2 user accounts)</w:t>
-      </w:r>
-    </w:p>
-    <w:p>
-      <w:pPr>
-        <w:pStyle w:val="ListParagraph"/>
-        <w:numPr>
-          <w:ilvl w:val="0"/>
-          <w:numId w:val="2"/>
-        </w:numPr>
-        <w:spacing w:after="60"/>
-      </w:pPr>
-      <w:r>
-        <w:rPr>
-          <w:sz w:val="22"/>
-          <w:szCs w:val="22"/>
-        </w:rPr>
-        <w:t xml:space="preserve">Environment: one instance for both testing and production at this scale, or separated, per DevOps' standard practice</w:t>
+        <w:t xml:space="preserve">Compute: 1 × Amazon EC2 t3.nano (2 vCPU, 512 MB RAM), Ubuntu, 8 GB gp3 disk, ap-south-1 (Mumbai), with a 1 GB swap file; runs the API, worker, PostgreSQL and Nginx together — no RDS, load balancer or second server</w:t>
+      </w:r>
+    </w:p>
+    <w:p>
+      <w:pPr>
+        <w:pStyle w:val="ListParagraph"/>
+        <w:numPr>
+          <w:ilvl w:val="0"/>
+          <w:numId w:val="2"/>
+        </w:numPr>
+        <w:spacing w:after="60"/>
+      </w:pPr>
+      <w:r>
+        <w:rPr>
+          <w:sz w:val="22"/>
+          <w:szCs w:val="22"/>
+        </w:rPr>
+        <w:t xml:space="preserve">Storage: 1 private S3 bucket (~2 GB) for ID photos and nightly database backups, reached through an IAM role on the instance limited to that bucket</w:t>
+      </w:r>
+    </w:p>
+    <w:p>
+      <w:pPr>
+        <w:pStyle w:val="ListParagraph"/>
+        <w:numPr>
+          <w:ilvl w:val="0"/>
+          <w:numId w:val="2"/>
+        </w:numPr>
+        <w:spacing w:after="60"/>
+      </w:pPr>
+      <w:r>
+        <w:rPr>
+          <w:sz w:val="22"/>
+          <w:szCs w:val="22"/>
+        </w:rPr>
+        <w:t xml:space="preserve">Network: 1 static public IP and 1 subdomain for the API, HTTPS via a free certificate; only ports 80 and 443 open</w:t>
+      </w:r>
+    </w:p>
+    <w:p>
+      <w:pPr>
+        <w:pStyle w:val="ListParagraph"/>
+        <w:numPr>
+          <w:ilvl w:val="0"/>
+          <w:numId w:val="2"/>
+        </w:numPr>
+        <w:spacing w:after="60"/>
+      </w:pPr>
+      <w:r>
+        <w:rPr>
+          <w:sz w:val="22"/>
+          <w:szCs w:val="22"/>
+        </w:rPr>
+        <w:t xml:space="preserve">Environment: one instance shared for development testing and production, or separated, per DevOps' standard practice</w:t>
       </w:r>
     </w:p>
     <w:p>

--- a/docs/Gate Register - Infra Allocation.docx
+++ b/docs/Gate Register - Infra Allocation.docx
@@ -57,7 +57,7 @@
           <w:sz w:val="22"/>
           <w:szCs w:val="22"/>
         </w:rPr>
-        <w:t xml:space="preserve">Requesting the minimum AWS allocation needed to run the Gate Register (visitor entry/exit tracking) inside the existing company dashboard, for both testing and production use. Business need: a real, provisioned environment so the security guard and approver can use the feature every day, rather than relying on a local development machine. Source control, testing, and deployment will be carried out via the company's GitHub, in coordination with the DevOps team throughout.</w:t>
+        <w:t xml:space="preserve">Requesting the minimum AWS allocation needed to run the Gate Register (visitor entry/exit tracking) inside the existing company dashboard, for both testing and production use. Business need: a real, provisioned environment so the security guard and approver can use the feature every day, rather than running only on localhost on a development machine. Source control, testing, and deployment will be carried out via the company's GitHub, in coordination with the DevOps team throughout.</w:t>
       </w:r>
     </w:p>
     <w:p>

--- a/docs/Gate Register - Infra Allocation.docx
+++ b/docs/Gate Register - Infra Allocation.docx
@@ -57,7 +57,7 @@
           <w:sz w:val="22"/>
           <w:szCs w:val="22"/>
         </w:rPr>
-        <w:t xml:space="preserve">Requesting the minimum AWS allocation needed to run the Gate Register (visitor entry/exit tracking) inside the existing company dashboard, for both testing and production use. Business need: a real, provisioned environment so the security guard and approver can use the feature every day, rather than running only on localhost on a development machine. Source control, testing, and deployment will be carried out via the company's GitHub, in coordination with the DevOps team throughout.</w:t>
+        <w:t xml:space="preserve">Requesting the minimum AWS allocation to support both development testing and production deployment of the Gate Register (visitor entry/exit tracking), using AWS services only. Business need: a real, provisioned environment to test and run the feature every day, rather than running only on localhost on a development machine. Source control, testing, and deployment will be carried out via the company's GitHub, in coordination with the DevOps team throughout.</w:t>
       </w:r>
     </w:p>
     <w:p>
@@ -90,41 +90,58 @@
           <w:sz w:val="22"/>
           <w:szCs w:val="22"/>
         </w:rPr>
-        <w:t xml:space="preserve">Compute: 1 × Amazon EC2 t3.nano (2 vCPU, 512 MB RAM), Ubuntu, 8 GB gp3 disk, ap-south-1 (Mumbai), with a 1 GB swap file; runs the API, worker, PostgreSQL and Nginx together — no RDS, load balancer or second server</w:t>
-      </w:r>
-    </w:p>
-    <w:p>
-      <w:pPr>
-        <w:pStyle w:val="ListParagraph"/>
-        <w:numPr>
-          <w:ilvl w:val="0"/>
-          <w:numId w:val="2"/>
-        </w:numPr>
-        <w:spacing w:after="60"/>
-      </w:pPr>
-      <w:r>
-        <w:rPr>
-          <w:sz w:val="22"/>
-          <w:szCs w:val="22"/>
-        </w:rPr>
-        <w:t xml:space="preserve">Storage: 1 private S3 bucket (~2 GB) for ID photos and nightly database backups, reached through an IAM role on the instance limited to that bucket</w:t>
-      </w:r>
-    </w:p>
-    <w:p>
-      <w:pPr>
-        <w:pStyle w:val="ListParagraph"/>
-        <w:numPr>
-          <w:ilvl w:val="0"/>
-          <w:numId w:val="2"/>
-        </w:numPr>
-        <w:spacing w:after="60"/>
-      </w:pPr>
-      <w:r>
-        <w:rPr>
-          <w:sz w:val="22"/>
-          <w:szCs w:val="22"/>
-        </w:rPr>
-        <w:t xml:space="preserve">Network: 1 static public IP and 1 subdomain for the API, HTTPS via a free certificate; only ports 80 and 443 open</w:t>
+        <w:t xml:space="preserve">Compute: 1 × Amazon EC2 t3.nano (2 vCPU, 512 MB RAM), Ubuntu, 8 GB EBS gp3, ap-south-1 (Mumbai), with a 1 GB swap file and an Elastic IP; runs the API, worker and PostgreSQL together — no RDS or second server</w:t>
+      </w:r>
+    </w:p>
+    <w:p>
+      <w:pPr>
+        <w:pStyle w:val="ListParagraph"/>
+        <w:numPr>
+          <w:ilvl w:val="0"/>
+          <w:numId w:val="2"/>
+        </w:numPr>
+        <w:spacing w:after="60"/>
+      </w:pPr>
+      <w:r>
+        <w:rPr>
+          <w:sz w:val="22"/>
+          <w:szCs w:val="22"/>
+        </w:rPr>
+        <w:t xml:space="preserve">Storage: 1 private Amazon S3 bucket (~2 GB) for ID photos and nightly database backups, reached through an IAM role on the instance limited to that bucket</w:t>
+      </w:r>
+    </w:p>
+    <w:p>
+      <w:pPr>
+        <w:pStyle w:val="ListParagraph"/>
+        <w:numPr>
+          <w:ilvl w:val="0"/>
+          <w:numId w:val="2"/>
+        </w:numPr>
+        <w:spacing w:after="60"/>
+      </w:pPr>
+      <w:r>
+        <w:rPr>
+          <w:sz w:val="22"/>
+          <w:szCs w:val="22"/>
+        </w:rPr>
+        <w:t xml:space="preserve">HTTPS and DNS: Amazon CloudFront with a free AWS Certificate Manager certificate in front of the instance, and a Route 53 record for the API subdomain; the instance accepts traffic from CloudFront only</w:t>
+      </w:r>
+    </w:p>
+    <w:p>
+      <w:pPr>
+        <w:pStyle w:val="ListParagraph"/>
+        <w:numPr>
+          <w:ilvl w:val="0"/>
+          <w:numId w:val="2"/>
+        </w:numPr>
+        <w:spacing w:after="60"/>
+      </w:pPr>
+      <w:r>
+        <w:rPr>
+          <w:sz w:val="22"/>
+          <w:szCs w:val="22"/>
+        </w:rPr>
+        <w:t xml:space="preserve">Email and configuration: Amazon SES for approval reminders and escalations; AWS Systems Manager Parameter Store for secrets</w:t>
       </w:r>
     </w:p>
     <w:p>
@@ -220,92 +237,109 @@
           <w:sz w:val="22"/>
           <w:szCs w:val="22"/>
         </w:rPr>
-        <w:t xml:space="preserve">Users: 2 — 1 security guard and 1 approver (Ops Manager)</w:t>
-      </w:r>
-    </w:p>
-    <w:p>
-      <w:pPr>
-        <w:pStyle w:val="ListParagraph"/>
-        <w:numPr>
-          <w:ilvl w:val="0"/>
-          <w:numId w:val="2"/>
-        </w:numPr>
-        <w:spacing w:after="60"/>
-      </w:pPr>
-      <w:r>
-        <w:rPr>
-          <w:sz w:val="22"/>
-          <w:szCs w:val="22"/>
-        </w:rPr>
-        <w:t xml:space="preserve">Load: up to ~100 gate entries a day, from a phone or desktop browser</w:t>
-      </w:r>
-    </w:p>
-    <w:p>
-      <w:pPr>
-        <w:pStyle w:val="ListParagraph"/>
-        <w:numPr>
-          <w:ilvl w:val="0"/>
-          <w:numId w:val="2"/>
-        </w:numPr>
-        <w:spacing w:after="60"/>
-      </w:pPr>
-      <w:r>
-        <w:rPr>
-          <w:sz w:val="22"/>
-          <w:szCs w:val="22"/>
-        </w:rPr>
-        <w:t xml:space="preserve">Traffic pattern: small API calls plus one ID photo upload (~200 KB) per new visitor, not continuous high-throughput traffic</w:t>
-      </w:r>
-    </w:p>
-    <w:p>
-      <w:pPr>
-        <w:pStyle w:val="ListParagraph"/>
-        <w:numPr>
-          <w:ilvl w:val="0"/>
-          <w:numId w:val="2"/>
-        </w:numPr>
-        <w:spacing w:after="60"/>
-      </w:pPr>
-      <w:r>
-        <w:rPr>
-          <w:sz w:val="22"/>
-          <w:szCs w:val="22"/>
-        </w:rPr>
-        <w:t xml:space="preserve">Memory: the API, worker and a tuned PostgreSQL fit within 512 MB at this load; the swap file covers short peaks such as package installs</w:t>
-      </w:r>
-    </w:p>
-    <w:p>
-      <w:pPr>
-        <w:pStyle w:val="ListParagraph"/>
-        <w:numPr>
-          <w:ilvl w:val="0"/>
-          <w:numId w:val="2"/>
-        </w:numPr>
-        <w:spacing w:after="60"/>
-      </w:pPr>
-      <w:r>
-        <w:rPr>
-          <w:sz w:val="22"/>
-          <w:szCs w:val="22"/>
-        </w:rPr>
-        <w:t xml:space="preserve">Storage growth: ~2 GB of photos and a small, slowly growing database; expired photos are removed automatically</w:t>
-      </w:r>
-    </w:p>
-    <w:p>
-      <w:pPr>
-        <w:pStyle w:val="ListParagraph"/>
-        <w:numPr>
-          <w:ilvl w:val="0"/>
-          <w:numId w:val="2"/>
-        </w:numPr>
-        <w:spacing w:after="60"/>
-      </w:pPr>
-      <w:r>
-        <w:rPr>
-          <w:sz w:val="22"/>
-          <w:szCs w:val="22"/>
-        </w:rPr>
-        <w:t xml:space="preserve">Cost: about $9 per month (EC2 t3.nano ~$4, static IP ~$4, disk and S3 under $1 each); no RDS, load balancer, NAT gateway or second server</w:t>
+        <w:t xml:space="preserve">Internal users: 2 — 1 security guard and 1 approver (Ops Manager)</w:t>
+      </w:r>
+    </w:p>
+    <w:p>
+      <w:pPr>
+        <w:pStyle w:val="ListParagraph"/>
+        <w:numPr>
+          <w:ilvl w:val="0"/>
+          <w:numId w:val="2"/>
+        </w:numPr>
+        <w:spacing w:after="60"/>
+      </w:pPr>
+      <w:r>
+        <w:rPr>
+          <w:sz w:val="22"/>
+          <w:szCs w:val="22"/>
+        </w:rPr>
+        <w:t xml:space="preserve">Gate entries: up to ~100 a day, from a phone or desktop browser inside the existing dashboard</w:t>
+      </w:r>
+    </w:p>
+    <w:p>
+      <w:pPr>
+        <w:pStyle w:val="ListParagraph"/>
+        <w:numPr>
+          <w:ilvl w:val="0"/>
+          <w:numId w:val="2"/>
+        </w:numPr>
+        <w:spacing w:after="60"/>
+      </w:pPr>
+      <w:r>
+        <w:rPr>
+          <w:sz w:val="22"/>
+          <w:szCs w:val="22"/>
+        </w:rPr>
+        <w:t xml:space="preserve">Background jobs: approval reminders and escalation checks, and automatic removal of expired ID photos</w:t>
+      </w:r>
+    </w:p>
+    <w:p>
+      <w:pPr>
+        <w:pStyle w:val="ListParagraph"/>
+        <w:numPr>
+          <w:ilvl w:val="0"/>
+          <w:numId w:val="2"/>
+        </w:numPr>
+        <w:spacing w:after="60"/>
+      </w:pPr>
+      <w:r>
+        <w:rPr>
+          <w:sz w:val="22"/>
+          <w:szCs w:val="22"/>
+        </w:rPr>
+        <w:t xml:space="preserve">Outbound email volume: a handful a day — approval reminders and escalations only, via Amazon SES</w:t>
+      </w:r>
+    </w:p>
+    <w:p>
+      <w:pPr>
+        <w:pStyle w:val="ListParagraph"/>
+        <w:numPr>
+          <w:ilvl w:val="0"/>
+          <w:numId w:val="2"/>
+        </w:numPr>
+        <w:spacing w:after="60"/>
+      </w:pPr>
+      <w:r>
+        <w:rPr>
+          <w:sz w:val="22"/>
+          <w:szCs w:val="22"/>
+        </w:rPr>
+        <w:t xml:space="preserve">Primary traffic pattern: small API calls plus one ID photo upload (~200 KB) per new visitor, rather than high-volume public inbound traffic</w:t>
+      </w:r>
+    </w:p>
+    <w:p>
+      <w:pPr>
+        <w:pStyle w:val="ListParagraph"/>
+        <w:numPr>
+          <w:ilvl w:val="0"/>
+          <w:numId w:val="2"/>
+        </w:numPr>
+        <w:spacing w:after="60"/>
+      </w:pPr>
+      <w:r>
+        <w:rPr>
+          <w:sz w:val="22"/>
+          <w:szCs w:val="22"/>
+        </w:rPr>
+        <w:t xml:space="preserve">Database growth: modest and gradual, scaling with the number of gate entries; photos stay around 2 GB as expired ones are removed</w:t>
+      </w:r>
+    </w:p>
+    <w:p>
+      <w:pPr>
+        <w:pStyle w:val="ListParagraph"/>
+        <w:numPr>
+          <w:ilvl w:val="0"/>
+          <w:numId w:val="2"/>
+        </w:numPr>
+        <w:spacing w:after="60"/>
+      </w:pPr>
+      <w:r>
+        <w:rPr>
+          <w:sz w:val="22"/>
+          <w:szCs w:val="22"/>
+        </w:rPr>
+        <w:t xml:space="preserve">Estimated cost: about $9 per month across all the AWS services above</w:t>
       </w:r>
     </w:p>
     <w:p>
@@ -317,7 +351,7 @@
           <w:sz w:val="22"/>
           <w:szCs w:val="22"/>
         </w:rPr>
-        <w:t xml:space="preserve">Standard security and monitoring provisioning (network isolation via a dedicated VPC, centralized logging such as CloudWatch/CloudTrail) is deferred to DevOps' own best-practice setup for the organization, and would be welcomed if part of DevOps' standard baseline.</w:t>
+        <w:t xml:space="preserve">Standard security and monitoring provisioning (network isolation via a dedicated VPC, centralized logging such as CloudWatch/CloudTrail, load balancing ahead of need) is deferred to DevOps' own best-practice setup for the organization, and would be welcomed if part of DevOps' standard baseline.</w:t>
       </w:r>
     </w:p>
     <w:p>
@@ -347,7 +381,7 @@
           <w:sz w:val="22"/>
           <w:szCs w:val="22"/>
         </w:rPr>
-        <w:t xml:space="preserve">Not applicable as a deployment rollback — this is a resource provisioning request, not a release. If the allocated instance proves too small or unnecessary, the standard path is simply to resize or deprovision it directly in AWS, with no application-level rollback required.</w:t>
+        <w:t xml:space="preserve">Not applicable as a deployment rollback — this is a resource provisioning request, not a release. If the allocated compute proves unnecessary or undersized, the standard path is simply to deprovision or resize the instance directly in AWS, with no application-level rollback required.</w:t>
       </w:r>
     </w:p>
     <w:sectPr>
